--- a/docs/structured_scalar_potential/Structured_Scalar_Potential_Design_and_Theory_completed_updated.docx
+++ b/docs/structured_scalar_potential/Structured_Scalar_Potential_Design_and_Theory_completed_updated.docx
@@ -26,6 +26,151 @@
         <w:t>Motivation</w:t>
       </w:r>
     </w:p>
+    <w:p/>
+    <w:p>
+      <w:pPr>
+        <w:pStyle w:val="Heading2"/>
+      </w:pPr>
+      <w:r>
+        <w:t>Potential Wells as Energy Landscapes</w:t>
+      </w:r>
+    </w:p>
+    <w:p/>
+    <w:p>
+      <w:pPr>
+        <w:rPr>
+          <w:u w:val="single"/>
+        </w:rPr>
+      </w:pPr>
+      <w:r>
+        <w:rPr>
+          <w:u w:val="single"/>
+        </w:rPr>
+        <w:t>Scalar fields and force</w:t>
+      </w:r>
+    </w:p>
+    <w:p/>
+    <w:p>
+      <w:r>
+        <w:t xml:space="preserve">A </w:t>
+      </w:r>
+      <w:r>
+        <w:rPr>
+          <w:i/>
+          <w:iCs/>
+        </w:rPr>
+        <w:t>potential energy function</w:t>
+      </w:r>
+      <w:r>
+        <w:t xml:space="preserve"> (or simply </w:t>
+      </w:r>
+      <w:r>
+        <w:rPr>
+          <w:i/>
+          <w:iCs/>
+        </w:rPr>
+        <w:t>potential</w:t>
+      </w:r>
+      <w:r>
+        <w:t>) is a scalar field over a state space:</w:t>
+      </w:r>
+    </w:p>
+    <w:p/>
+    <w:p>
+      <w:pPr>
+        <w:rPr>
+          <w:rFonts w:eastAsiaTheme="minorEastAsia"/>
+        </w:rPr>
+      </w:pPr>
+      <m:oMath>
+        <m:r>
+          <w:rPr>
+            <w:rFonts w:ascii="Cambria Math" w:hAnsi="Cambria Math"/>
+          </w:rPr>
+          <m:t>V</m:t>
+        </m:r>
+        <m:r>
+          <w:rPr>
+            <w:rFonts w:ascii="Cambria Math" w:eastAsiaTheme="minorEastAsia" w:hAnsi="Cambria Math"/>
+          </w:rPr>
+          <m:t>:</m:t>
+        </m:r>
+        <m:sSup>
+          <m:sSupPr>
+            <m:ctrlPr>
+              <w:rPr>
+                <w:rFonts w:ascii="Cambria Math" w:eastAsiaTheme="minorEastAsia" w:hAnsi="Cambria Math"/>
+                <w:i/>
+              </w:rPr>
+            </m:ctrlPr>
+          </m:sSupPr>
+          <m:e>
+            <m:r>
+              <m:rPr>
+                <m:scr m:val="double-struck"/>
+              </m:rPr>
+              <w:rPr>
+                <w:rFonts w:ascii="Cambria Math" w:eastAsiaTheme="minorEastAsia" w:hAnsi="Cambria Math"/>
+              </w:rPr>
+              <m:t>R</m:t>
+            </m:r>
+          </m:e>
+          <m:sup>
+            <m:r>
+              <w:rPr>
+                <w:rFonts w:ascii="Cambria Math" w:eastAsiaTheme="minorEastAsia" w:hAnsi="Cambria Math"/>
+              </w:rPr>
+              <m:t>d</m:t>
+            </m:r>
+          </m:sup>
+        </m:sSup>
+        <m:r>
+          <w:rPr>
+            <w:rFonts w:ascii="Cambria Math" w:eastAsiaTheme="minorEastAsia" w:hAnsi="Cambria Math"/>
+          </w:rPr>
+          <m:t>→</m:t>
+        </m:r>
+        <m:r>
+          <m:rPr>
+            <m:scr m:val="double-struck"/>
+          </m:rPr>
+          <w:rPr>
+            <w:rFonts w:ascii="Cambria Math" w:eastAsiaTheme="minorEastAsia" w:hAnsi="Cambria Math"/>
+          </w:rPr>
+          <m:t>R</m:t>
+        </m:r>
+      </m:oMath>
+      <w:r>
+        <w:rPr>
+          <w:rFonts w:eastAsiaTheme="minorEastAsia"/>
+        </w:rPr>
+        <w:t xml:space="preserve"> </w:t>
+      </w:r>
+    </w:p>
+    <w:p>
+      <w:pPr>
+        <w:rPr>
+          <w:rFonts w:eastAsiaTheme="minorEastAsia"/>
+        </w:rPr>
+      </w:pPr>
+    </w:p>
+    <w:p/>
+    <w:p/>
+    <w:p/>
+    <w:p>
+      <w:pPr>
+        <w:rPr>
+          <w:color w:val="FF0000"/>
+        </w:rPr>
+      </w:pPr>
+      <w:r>
+        <w:rPr>
+          <w:color w:val="FF0000"/>
+        </w:rPr>
+        <w:t>//TODO: finish from [4]</w:t>
+      </w:r>
+    </w:p>
+    <w:p/>
     <w:p/>
     <w:p>
       <w:pPr>
@@ -590,6 +735,7 @@
           </w:tcPr>
           <w:p>
             <w:r>
+              <w:lastRenderedPageBreak/>
               <w:t>Euler L=8</w:t>
             </w:r>
           </w:p>
@@ -682,6 +828,7 @@
         <w:t>]</w:t>
       </w:r>
     </w:p>
+    <w:p/>
     <w:p/>
     <w:p>
       <w:pPr>
@@ -781,9 +928,8 @@
         <w:rPr>
           <w:noProof/>
         </w:rPr>
-        <w:lastRenderedPageBreak/>
         <w:drawing>
-          <wp:inline distT="0" distB="0" distL="0" distR="0" wp14:anchorId="678BD46F" wp14:editId="5EB07693">
+          <wp:inline distT="0" distB="0" distL="0" distR="0" wp14:anchorId="4F8A34AA" wp14:editId="650FDF66">
             <wp:extent cx="5943600" cy="4693920"/>
             <wp:effectExtent l="0" t="0" r="0" b="5080"/>
             <wp:docPr id="179060877" name="Picture 2" descr="A screenshot of a black and white screen&#10;&#10;Description automatically generated"/>
@@ -830,8 +976,9 @@
         <w:rPr>
           <w:noProof/>
         </w:rPr>
+        <w:lastRenderedPageBreak/>
         <w:drawing>
-          <wp:inline distT="0" distB="0" distL="0" distR="0" wp14:anchorId="7D59BC5A" wp14:editId="221A1BFD">
+          <wp:inline distT="0" distB="0" distL="0" distR="0" wp14:anchorId="6E8E19A2" wp14:editId="3CAA1C63">
             <wp:extent cx="5943600" cy="2993390"/>
             <wp:effectExtent l="0" t="0" r="0" b="3810"/>
             <wp:docPr id="633628051" name="Picture 3" descr="A screenshot of a computer program&#10;&#10;Description automatically generated"/>
@@ -878,9 +1025,8 @@
         <w:rPr>
           <w:noProof/>
         </w:rPr>
-        <w:lastRenderedPageBreak/>
         <w:drawing>
-          <wp:inline distT="0" distB="0" distL="0" distR="0" wp14:anchorId="794C92ED" wp14:editId="7A72D31E">
+          <wp:inline distT="0" distB="0" distL="0" distR="0" wp14:anchorId="5944E3A2" wp14:editId="5FB84E8B">
             <wp:extent cx="5943600" cy="4389755"/>
             <wp:effectExtent l="0" t="0" r="0" b="4445"/>
             <wp:docPr id="645423015" name="Picture 1" descr="A screenshot of a black screen&#10;&#10;Description automatically generated"/>
@@ -943,6 +1089,7 @@
         <w:rPr>
           <w:u w:val="single"/>
         </w:rPr>
+        <w:lastRenderedPageBreak/>
         <w:t>Difference between Quadratic and Gaussian Potential Wells</w:t>
       </w:r>
     </w:p>
@@ -1275,7 +1422,6 @@
         <w:pStyle w:val="Heading3"/>
       </w:pPr>
       <w:r>
-        <w:lastRenderedPageBreak/>
         <w:t>The equivalence</w:t>
       </w:r>
     </w:p>
@@ -3200,6 +3346,7 @@
         <w:pStyle w:val="Heading3"/>
       </w:pPr>
       <w:r>
+        <w:lastRenderedPageBreak/>
         <w:t xml:space="preserve">The parameter </w:t>
       </w:r>
       <w:r>
@@ -3818,7 +3965,6 @@
                 <w:b/>
                 <w:sz w:val="17"/>
               </w:rPr>
-              <w:lastRenderedPageBreak/>
               <w:t>Label</w:t>
             </w:r>
           </w:p>
@@ -5617,7 +5763,11 @@
         <w:t>model_gaussian_vtheta.py</w:t>
       </w:r>
       <w:r>
-        <w:t xml:space="preserve">) do not evaluate the log-sum-exp mixture potential of the previous subsection directly. Instead they implement the corresponding Gaussian-well potential as a sum of structurally bounded negative Gaussian bumps, replacing SQ3 for exactly this reason: the log-sum-exp mixture’s force is unbounded, while a sum of bumps has both potential and force bounded by construction. Two variants of this bump potential exist side by side in the codebase — an isotropic variant, in which the precision </w:t>
+        <w:t>) do not evaluate the log-sum-exp mixture potential of the previous subsection directly. Instead they implement the corresponding Gaussian-well potential as a sum of structurally bounded negative Gaussian bumps, replacing SQ3 for exactly this reason: the log-</w:t>
+      </w:r>
+      <w:r>
+        <w:lastRenderedPageBreak/>
+        <w:t xml:space="preserve">sum-exp mixture’s force is unbounded, while a sum of bumps has both potential and force bounded by construction. Two variants of this bump potential exist side by side in the codebase — an isotropic variant, in which the precision </w:t>
       </w:r>
       <m:oMath>
         <m:box>
@@ -5825,16 +5975,7 @@
                 <w:rPr>
                   <w:rFonts w:ascii="Cambria Math" w:hAnsi="Cambria Math"/>
                 </w:rPr>
-                <m:t>=</m:t>
-              </m:r>
-              <m:r>
-                <m:rPr>
-                  <m:sty m:val="p"/>
-                </m:rPr>
-                <w:rPr>
-                  <w:rFonts w:ascii="Cambria Math" w:hAnsi="Cambria Math"/>
-                </w:rPr>
-                <m:t>-</m:t>
+                <m:t>=-</m:t>
               </m:r>
               <m:nary>
                 <m:naryPr>
@@ -7702,16 +7843,7 @@
                 <w:rPr>
                   <w:rFonts w:ascii="Cambria Math" w:hAnsi="Cambria Math"/>
                 </w:rPr>
-                <m:t>=</m:t>
-              </m:r>
-              <m:r>
-                <m:rPr>
-                  <m:sty m:val="p"/>
-                </m:rPr>
-                <w:rPr>
-                  <w:rFonts w:ascii="Cambria Math" w:hAnsi="Cambria Math"/>
-                </w:rPr>
-                <m:t>diag</m:t>
+                <m:t>=diag</m:t>
               </m:r>
               <m:d>
                 <m:dPr>
@@ -7962,10 +8094,13 @@
                 </m:sSupPr>
                 <m:e>
                   <m:r>
+                    <m:rPr>
+                      <m:scr m:val="double-struck"/>
+                    </m:rPr>
                     <w:rPr>
                       <w:rFonts w:ascii="Cambria Math" w:hAnsi="Cambria Math"/>
                     </w:rPr>
-                    <m:t>ℝ</m:t>
+                    <m:t>R</m:t>
                   </m:r>
                 </m:e>
                 <m:sup>
@@ -8821,16 +8956,7 @@
                 <w:rPr>
                   <w:rFonts w:ascii="Cambria Math" w:hAnsi="Cambria Math"/>
                 </w:rPr>
-                <m:t>=</m:t>
-              </m:r>
-              <m:r>
-                <m:rPr>
-                  <m:sty m:val="p"/>
-                </m:rPr>
-                <w:rPr>
-                  <w:rFonts w:ascii="Cambria Math" w:hAnsi="Cambria Math"/>
-                </w:rPr>
-                <m:t>-</m:t>
+                <m:t>=-</m:t>
               </m:r>
               <m:nary>
                 <m:naryPr>
@@ -10097,6 +10223,13 @@
           <w:sz w:val="17"/>
         </w:rPr>
         <w:br/>
+      </w:r>
+      <w:r>
+        <w:rPr>
+          <w:rFonts w:ascii="Consolas" w:hAnsi="Consolas"/>
+          <w:sz w:val="17"/>
+        </w:rPr>
+        <w:lastRenderedPageBreak/>
         <w:t xml:space="preserve">    diag_term = (a * diff * diff).sum(dim=-1)</w:t>
       </w:r>
       <w:r>
@@ -10777,21 +10910,20 @@
     <w:tbl>
       <w:tblPr>
         <w:tblStyle w:val="TableGrid"/>
-        <w:tblW w:type="auto" w:w="0"/>
-        <w:tblLook w:firstColumn="1" w:firstRow="1" w:lastColumn="0" w:lastRow="0" w:noHBand="0" w:noVBand="1" w:val="04A0"/>
+        <w:tblW w:w="0" w:type="auto"/>
+        <w:tblLook w:val="04A0" w:firstRow="1" w:lastRow="0" w:firstColumn="1" w:lastColumn="0" w:noHBand="0" w:noVBand="1"/>
       </w:tblPr>
       <w:tblGrid>
-        <w:gridCol w:w="3120"/>
-        <w:gridCol w:w="3120"/>
-        <w:gridCol w:w="3120"/>
+        <w:gridCol w:w="3118"/>
+        <w:gridCol w:w="3116"/>
+        <w:gridCol w:w="3116"/>
       </w:tblGrid>
       <w:tr>
         <w:tc>
           <w:tcPr>
-            <w:tcW w:type="dxa" w:w="3120"/>
+            <w:tcW w:w="3120" w:type="dxa"/>
           </w:tcPr>
           <w:p>
-            <w:r/>
             <w:r>
               <w:rPr>
                 <w:b/>
@@ -10802,10 +10934,9 @@
         </w:tc>
         <w:tc>
           <w:tcPr>
-            <w:tcW w:type="dxa" w:w="3120"/>
+            <w:tcW w:w="3120" w:type="dxa"/>
           </w:tcPr>
           <w:p>
-            <w:r/>
             <w:r>
               <w:rPr>
                 <w:b/>
@@ -10816,10 +10947,9 @@
         </w:tc>
         <w:tc>
           <w:tcPr>
-            <w:tcW w:type="dxa" w:w="3120"/>
+            <w:tcW w:w="3120" w:type="dxa"/>
           </w:tcPr>
           <w:p>
-            <w:r/>
             <w:r>
               <w:rPr>
                 <w:b/>
@@ -10832,7 +10962,7 @@
       <w:tr>
         <w:tc>
           <w:tcPr>
-            <w:tcW w:type="dxa" w:w="3120"/>
+            <w:tcW w:w="3120" w:type="dxa"/>
           </w:tcPr>
           <w:p>
             <w:r>
@@ -10842,7 +10972,7 @@
         </w:tc>
         <w:tc>
           <w:tcPr>
-            <w:tcW w:type="dxa" w:w="3120"/>
+            <w:tcW w:w="3120" w:type="dxa"/>
           </w:tcPr>
           <w:p>
             <w:r>
@@ -10852,7 +10982,7 @@
         </w:tc>
         <w:tc>
           <w:tcPr>
-            <w:tcW w:type="dxa" w:w="3120"/>
+            <w:tcW w:w="3120" w:type="dxa"/>
           </w:tcPr>
           <w:p>
             <w:r>
@@ -10864,7 +10994,7 @@
       <w:tr>
         <w:tc>
           <w:tcPr>
-            <w:tcW w:type="dxa" w:w="3120"/>
+            <w:tcW w:w="3120" w:type="dxa"/>
           </w:tcPr>
           <w:p>
             <w:r>
@@ -10874,7 +11004,7 @@
         </w:tc>
         <w:tc>
           <w:tcPr>
-            <w:tcW w:type="dxa" w:w="3120"/>
+            <w:tcW w:w="3120" w:type="dxa"/>
           </w:tcPr>
           <w:p>
             <w:r>
@@ -10884,7 +11014,7 @@
         </w:tc>
         <w:tc>
           <w:tcPr>
-            <w:tcW w:type="dxa" w:w="3120"/>
+            <w:tcW w:w="3120" w:type="dxa"/>
           </w:tcPr>
           <w:p>
             <w:r>
@@ -10896,7 +11026,7 @@
       <w:tr>
         <w:tc>
           <w:tcPr>
-            <w:tcW w:type="dxa" w:w="3120"/>
+            <w:tcW w:w="3120" w:type="dxa"/>
           </w:tcPr>
           <w:p>
             <w:r>
@@ -10906,7 +11036,7 @@
         </w:tc>
         <w:tc>
           <w:tcPr>
-            <w:tcW w:type="dxa" w:w="3120"/>
+            <w:tcW w:w="3120" w:type="dxa"/>
           </w:tcPr>
           <w:p>
             <w:r>
@@ -10916,7 +11046,7 @@
         </w:tc>
         <w:tc>
           <w:tcPr>
-            <w:tcW w:type="dxa" w:w="3120"/>
+            <w:tcW w:w="3120" w:type="dxa"/>
           </w:tcPr>
           <w:p>
             <w:r>
@@ -11041,6 +11171,7 @@
     <w:p>
       <w:pPr>
         <w:rPr>
+          <w:rStyle w:val="Hyperlink"/>
           <w:rFonts w:eastAsiaTheme="minorEastAsia"/>
         </w:rPr>
       </w:pPr>
@@ -11125,6 +11256,62 @@
       </w:hyperlink>
     </w:p>
     <w:p>
+      <w:r>
+        <w:rPr>
+          <w:rStyle w:val="Hyperlink"/>
+          <w:rFonts w:eastAsiaTheme="minorEastAsia"/>
+          <w:color w:val="auto"/>
+          <w:u w:val="none"/>
+        </w:rPr>
+        <w:t>[</w:t>
+      </w:r>
+      <w:r>
+        <w:rPr>
+          <w:rStyle w:val="Hyperlink"/>
+          <w:rFonts w:eastAsiaTheme="minorEastAsia"/>
+          <w:color w:val="auto"/>
+          <w:u w:val="none"/>
+        </w:rPr>
+        <w:t>4</w:t>
+      </w:r>
+      <w:r>
+        <w:rPr>
+          <w:rStyle w:val="Hyperlink"/>
+          <w:rFonts w:eastAsiaTheme="minorEastAsia"/>
+          <w:color w:val="auto"/>
+          <w:u w:val="none"/>
+        </w:rPr>
+        <w:t xml:space="preserve">] </w:t>
+      </w:r>
+      <w:hyperlink r:id="rId16" w:history="1">
+        <w:r>
+          <w:rPr>
+            <w:rStyle w:val="Hyperlink"/>
+            <w:rFonts w:eastAsiaTheme="minorEastAsia"/>
+          </w:rPr>
+          <w:t>Potential Wells, Temperature, and the Boltzmann-Gibbs Connection</w:t>
+        </w:r>
+      </w:hyperlink>
+      <w:r>
+        <w:rPr>
+          <w:rStyle w:val="Hyperlink"/>
+          <w:rFonts w:eastAsiaTheme="minorEastAsia"/>
+          <w:color w:val="auto"/>
+          <w:u w:val="none"/>
+        </w:rPr>
+        <w:t xml:space="preserve">, companion note to </w:t>
+      </w:r>
+      <w:hyperlink r:id="rId17" w:history="1">
+        <w:r>
+          <w:rPr>
+            <w:rStyle w:val="Hyperlink"/>
+            <w:rFonts w:eastAsiaTheme="minorEastAsia"/>
+          </w:rPr>
+          <w:t>[1]</w:t>
+        </w:r>
+      </w:hyperlink>
+    </w:p>
+    <w:p>
       <w:pPr>
         <w:rPr>
           <w:rFonts w:eastAsiaTheme="minorEastAsia"/>
@@ -11140,7 +11327,7 @@
         <w:rPr>
           <w:rFonts w:eastAsiaTheme="minorEastAsia"/>
         </w:rPr>
-        <w:t>4</w:t>
+        <w:t>5</w:t>
       </w:r>
       <w:r>
         <w:rPr>
@@ -11148,7 +11335,7 @@
         </w:rPr>
         <w:t xml:space="preserve">] </w:t>
       </w:r>
-      <w:hyperlink r:id="rId16" w:history="1">
+      <w:hyperlink r:id="rId18" w:history="1">
         <w:r>
           <w:rPr>
             <w:rStyle w:val="Hyperlink"/>
@@ -11200,61 +11387,6 @@
         </w:rPr>
         <w:t xml:space="preserve">companion note to </w:t>
       </w:r>
-      <w:hyperlink r:id="rId17" w:history="1">
-        <w:r>
-          <w:rPr>
-            <w:rStyle w:val="Hyperlink"/>
-            <w:rFonts w:eastAsiaTheme="minorEastAsia"/>
-          </w:rPr>
-          <w:t>[1]</w:t>
-        </w:r>
-      </w:hyperlink>
-    </w:p>
-    <w:p>
-      <w:pPr>
-        <w:rPr>
-          <w:rFonts w:eastAsiaTheme="minorEastAsia"/>
-        </w:rPr>
-      </w:pPr>
-      <w:r>
-        <w:rPr>
-          <w:rFonts w:eastAsiaTheme="minorEastAsia"/>
-        </w:rPr>
-        <w:t>[</w:t>
-      </w:r>
-      <w:r>
-        <w:rPr>
-          <w:rFonts w:eastAsiaTheme="minorEastAsia"/>
-        </w:rPr>
-        <w:t>5</w:t>
-      </w:r>
-      <w:r>
-        <w:rPr>
-          <w:rFonts w:eastAsiaTheme="minorEastAsia"/>
-        </w:rPr>
-        <w:t xml:space="preserve">] </w:t>
-      </w:r>
-      <w:hyperlink r:id="rId18" w:history="1">
-        <w:r>
-          <w:rPr>
-            <w:rStyle w:val="Hyperlink"/>
-            <w:rFonts w:eastAsiaTheme="minorEastAsia"/>
-          </w:rPr>
-          <w:t>Fock-PARFLM vs GPT-2 on OpenWebText: Predicted Results and Next Steps</w:t>
-        </w:r>
-      </w:hyperlink>
-      <w:r>
-        <w:rPr>
-          <w:rFonts w:eastAsiaTheme="minorEastAsia"/>
-        </w:rPr>
-        <w:t xml:space="preserve">, </w:t>
-      </w:r>
-      <w:r>
-        <w:rPr>
-          <w:rFonts w:eastAsiaTheme="minorEastAsia"/>
-        </w:rPr>
-        <w:t xml:space="preserve">companion note to </w:t>
-      </w:r>
       <w:hyperlink r:id="rId19" w:history="1">
         <w:r>
           <w:rPr>
@@ -11266,6 +11398,11 @@
       </w:hyperlink>
     </w:p>
     <w:p>
+      <w:pPr>
+        <w:rPr>
+          <w:rFonts w:eastAsiaTheme="minorEastAsia"/>
+        </w:rPr>
+      </w:pPr>
       <w:r>
         <w:rPr>
           <w:rFonts w:eastAsiaTheme="minorEastAsia"/>
@@ -11284,8 +11421,64 @@
         </w:rPr>
         <w:t xml:space="preserve">] </w:t>
       </w:r>
+      <w:hyperlink r:id="rId20" w:history="1">
+        <w:r>
+          <w:rPr>
+            <w:rStyle w:val="Hyperlink"/>
+            <w:rFonts w:eastAsiaTheme="minorEastAsia"/>
+          </w:rPr>
+          <w:t>Fock-PARFLM vs GPT-2 on OpenWebText: Predicted Results and Next Steps</w:t>
+        </w:r>
+      </w:hyperlink>
+      <w:r>
+        <w:rPr>
+          <w:rFonts w:eastAsiaTheme="minorEastAsia"/>
+        </w:rPr>
+        <w:t xml:space="preserve">, </w:t>
+      </w:r>
+      <w:r>
+        <w:rPr>
+          <w:rFonts w:eastAsiaTheme="minorEastAsia"/>
+        </w:rPr>
+        <w:t xml:space="preserve">companion note to </w:t>
+      </w:r>
+      <w:hyperlink r:id="rId21" w:history="1">
+        <w:r>
+          <w:rPr>
+            <w:rStyle w:val="Hyperlink"/>
+            <w:rFonts w:eastAsiaTheme="minorEastAsia"/>
+          </w:rPr>
+          <w:t>[1]</w:t>
+        </w:r>
+      </w:hyperlink>
+    </w:p>
+    <w:p>
+      <w:pPr>
+        <w:rPr>
+          <w:rStyle w:val="Hyperlink"/>
+          <w:rFonts w:eastAsiaTheme="minorEastAsia"/>
+        </w:rPr>
+      </w:pPr>
+      <w:r>
+        <w:rPr>
+          <w:rFonts w:eastAsiaTheme="minorEastAsia"/>
+        </w:rPr>
+        <w:t>[</w:t>
+      </w:r>
+      <w:r>
+        <w:rPr>
+          <w:rFonts w:eastAsiaTheme="minorEastAsia"/>
+        </w:rPr>
+        <w:t>7</w:t>
+      </w:r>
+      <w:r>
+        <w:rPr>
+          <w:rFonts w:eastAsiaTheme="minorEastAsia"/>
+        </w:rPr>
+        <w:t xml:space="preserve">] </w:t>
+      </w:r>
       <m:oMath>
-        <w:hyperlink r:id="rId20" w:history="1">
+        <w:hyperlink r:id="rId22" w:history="1">
           <m:r>
             <w:rPr>
               <w:rStyle w:val="Hyperlink"/>
@@ -11337,7 +11530,7 @@
         </w:rPr>
         <w:t xml:space="preserve">companion note to </w:t>
       </w:r>
-      <w:hyperlink r:id="rId21" w:history="1">
+      <w:hyperlink r:id="rId23" w:history="1">
         <w:r>
           <w:rPr>
             <w:rStyle w:val="Hyperlink"/>
@@ -11362,6 +11555,7 @@
         <w:pStyle w:val="Heading2"/>
       </w:pPr>
       <w:r>
+        <w:lastRenderedPageBreak/>
         <w:t>Note on</w:t>
       </w:r>
       <w:r>
@@ -12346,7 +12540,6 @@
         <w:rPr>
           <w:rFonts w:eastAsiaTheme="minorEastAsia"/>
         </w:rPr>
-        <w:lastRenderedPageBreak/>
         <w:t xml:space="preserve">Both </w:t>
       </w:r>
       <m:oMath>
@@ -13604,6 +13797,7 @@
     <w:p/>
     <w:p>
       <w:r>
+        <w:lastRenderedPageBreak/>
         <w:t xml:space="preserve">The term “SARF-faithful mass” denotes two separate implementations of semantic mass which are related to the Semantic Simulation framework descriptive part. </w:t>
       </w:r>
     </w:p>
@@ -14252,7 +14446,6 @@
         <w:rPr>
           <w:rFonts w:eastAsiaTheme="minorEastAsia"/>
         </w:rPr>
-        <w:lastRenderedPageBreak/>
         <w:t xml:space="preserve"> </w:t>
       </w:r>
       <m:oMath>
@@ -15873,6 +16066,7 @@
           <w:rFonts w:ascii="Calibri" w:hAnsi="Calibri"/>
           <w:sz w:val="19"/>
         </w:rPr>
+        <w:lastRenderedPageBreak/>
         <w:t>Component 1 — SARF-faithful ξ (§14.13)</w:t>
       </w:r>
     </w:p>
@@ -16717,7 +16911,6 @@
         <w:rPr>
           <w:rFonts w:ascii="Calibri" w:hAnsi="Calibri"/>
         </w:rPr>
-        <w:lastRenderedPageBreak/>
         <w:t xml:space="preserve">The baseline SPLM uses a single global scalar </w:t>
       </w:r>
       <m:oMath>
@@ -17617,7 +17810,7 @@
           <w:rFonts w:eastAsiaTheme="minorEastAsia"/>
         </w:rPr>
       </w:pPr>
-      <w:hyperlink r:id="rId22" w:anchor="L93-L95" w:history="1">
+      <w:hyperlink r:id="rId24" w:anchor="L93-L95" w:history="1">
         <w:r>
           <w:rPr>
             <w:rStyle w:val="Hyperlink"/>
@@ -18066,7 +18259,6 @@
         <w:rPr>
           <w:rFonts w:ascii="Calibri" w:hAnsi="Calibri"/>
         </w:rPr>
-        <w:lastRenderedPageBreak/>
         <w:t>While the model learns through a semantic energy landscape, the Gaussian wells (</w:t>
       </w:r>
       <m:oMath>
@@ -18944,7 +19136,7 @@
           <w:rFonts w:eastAsiaTheme="minorEastAsia"/>
         </w:rPr>
       </w:pPr>
-      <w:hyperlink r:id="rId23" w:anchor="L1064-L1078" w:history="1">
+      <w:hyperlink r:id="rId25" w:anchor="L1064-L1078" w:history="1">
         <w:r>
           <w:rPr>
             <w:rStyle w:val="Hyperlink"/>
@@ -19180,6 +19372,7 @@
           <w:sz w:val="17"/>
           <w:szCs w:val="17"/>
         </w:rPr>
+        <w:lastRenderedPageBreak/>
         <w:t xml:space="preserve">    if self.lm_head is not None:</w:t>
       </w:r>
     </w:p>
@@ -19723,7 +19916,6 @@
         <w:rPr>
           <w:rFonts w:ascii="Calibri" w:hAnsi="Calibri"/>
         </w:rPr>
-        <w:lastRenderedPageBreak/>
         <w:t xml:space="preserve">2. Positional embedding </w:t>
       </w:r>
       <m:oMath>
@@ -21987,7 +22179,6 @@
         <w:rPr>
           <w:rFonts w:ascii="Calibri" w:hAnsi="Calibri"/>
         </w:rPr>
-        <w:lastRenderedPageBreak/>
         <w:t xml:space="preserve">• Output path: </w:t>
       </w:r>
       <m:oMath>
@@ -23913,6 +24104,7 @@
         <w:rPr>
           <w:rFonts w:ascii="Calibri" w:hAnsi="Calibri"/>
         </w:rPr>
+        <w:lastRenderedPageBreak/>
         <w:t>This is exactly the root cause the D0.4 diagnostic exposed: rare tokens have CE above the uniform baseline (</w:t>
       </w:r>
       <m:oMath>
@@ -26277,7 +26469,6 @@
           <w:iCs/>
           <w:szCs w:val="19"/>
         </w:rPr>
-        <w:lastRenderedPageBreak/>
         <w:t xml:space="preserve"> 2 ) It is more susceptible to gradient pathologies (vanishing, exploding) because it passes through L sequential nonlinear transformations. This is exactly why the Plummer softening, gradient clipping, and the stability hierarchy matter – a 1/r spike in V_phi at any layer can amplify this gradient. </w:t>
       </w:r>
     </w:p>
@@ -27649,7 +27840,21 @@
         <w:t>D0</w:t>
       </w:r>
       <w:r>
-        <w:t xml:space="preserve"> free-diagnostics discussed in Section 8 and proposed fix presented in Section 9 of [6].</w:t>
+        <w:t xml:space="preserve"> </w:t>
+      </w:r>
+      <w:proofErr w:type="gramStart"/>
+      <w:r>
+        <w:t>free-diagnostics</w:t>
+      </w:r>
+      <w:proofErr w:type="gramEnd"/>
+      <w:r>
+        <w:t xml:space="preserve"> discussed in Section 8 and proposed fix presented in Section 9 of [</w:t>
+      </w:r>
+      <w:r>
+        <w:t>7</w:t>
+      </w:r>
+      <w:r>
+        <w:t>].</w:t>
       </w:r>
     </w:p>
     <w:p>
@@ -28093,6 +28298,7 @@
         <w:rPr>
           <w:rFonts w:ascii="Calibri" w:hAnsi="Calibri"/>
         </w:rPr>
+        <w:lastRenderedPageBreak/>
         <w:t xml:space="preserve">where </w:t>
       </w:r>
       <m:oMath>
@@ -29577,19 +29783,58 @@
         <w:rPr>
           <w:rFonts w:ascii="Calibri" w:hAnsi="Calibri"/>
         </w:rPr>
-        <w:t>[6] (</w:t>
-      </w:r>
-      <w:hyperlink r:id="rId24" w:history="1">
-        <w:r>
-          <w:rPr>
-            <w:rStyle w:val="Hyperlink"/>
-            <w:rFonts w:ascii="Consolas" w:hAnsi="Consolas" w:cs="Consolas"/>
-            <w:sz w:val="17"/>
-            <w:szCs w:val="17"/>
-          </w:rPr>
-          <w:t>companion_notes/Xi_Bottleneck_Diagnosis_Phase5.md</w:t>
-        </w:r>
-      </w:hyperlink>
+        <w:t>[</w:t>
+      </w:r>
+      <w:r>
+        <w:rPr>
+          <w:rFonts w:ascii="Calibri" w:hAnsi="Calibri"/>
+        </w:rPr>
+        <w:t>7</w:t>
+      </w:r>
+      <w:r>
+        <w:rPr>
+          <w:rFonts w:ascii="Calibri" w:hAnsi="Calibri"/>
+        </w:rPr>
+        <w:t>] (</w:t>
+      </w:r>
+      <w:proofErr w:type="spellStart"/>
+      <w:r>
+        <w:fldChar w:fldCharType="begin"/>
+      </w:r>
+      <w:r>
+        <w:instrText>HYPERLINK "https://github.com/dimitarpg13/semsimula-paper/blob/main/companion_notes/Xi_Bottleneck_Diagnosis_Phase5.md"</w:instrText>
+      </w:r>
+      <w:r>
+        <w:fldChar w:fldCharType="separate"/>
+      </w:r>
+      <w:r>
+        <w:rPr>
+          <w:rStyle w:val="Hyperlink"/>
+          <w:rFonts w:ascii="Consolas" w:hAnsi="Consolas" w:cs="Consolas"/>
+          <w:sz w:val="17"/>
+          <w:szCs w:val="17"/>
+        </w:rPr>
+        <w:t>companion_notes</w:t>
+      </w:r>
+      <w:proofErr w:type="spellEnd"/>
+      <w:r>
+        <w:rPr>
+          <w:rStyle w:val="Hyperlink"/>
+          <w:rFonts w:ascii="Consolas" w:hAnsi="Consolas" w:cs="Consolas"/>
+          <w:sz w:val="17"/>
+          <w:szCs w:val="17"/>
+        </w:rPr>
+        <w:t>/Xi_Bottleneck_Diagnosis_Phase5.md</w:t>
+      </w:r>
+      <w:r>
+        <w:rPr>
+          <w:rStyle w:val="Hyperlink"/>
+          <w:rFonts w:ascii="Consolas" w:hAnsi="Consolas" w:cs="Consolas"/>
+          <w:sz w:val="17"/>
+          <w:szCs w:val="17"/>
+        </w:rPr>
+        <w:fldChar w:fldCharType="end"/>
+      </w:r>
       <w:r>
         <w:rPr>
           <w:rFonts w:ascii="Consolas" w:hAnsi="Consolas" w:cs="Consolas"/>
@@ -35826,7 +36071,6 @@
         <w:rPr>
           <w:rFonts w:ascii="Calibri" w:hAnsi="Calibri"/>
         </w:rPr>
-        <w:lastRenderedPageBreak/>
         <w:t xml:space="preserve">Input gradient (when </w:t>
       </w:r>
       <m:oMath>
@@ -37863,6 +38107,7 @@
           <w:rFonts w:ascii="Calibri" w:hAnsi="Calibri"/>
           <w:sz w:val="19"/>
         </w:rPr>
+        <w:lastRenderedPageBreak/>
         <w:t>6. A lower bound on the excess CE from tying</w:t>
       </w:r>
     </w:p>
@@ -39627,7 +39872,6 @@
         <w:rPr>
           <w:rFonts w:ascii="Calibri" w:hAnsi="Calibri"/>
         </w:rPr>
-        <w:lastRenderedPageBreak/>
         <w:t xml:space="preserve">The first two terms are deterministic geometry; the third is a statistical penalty that grows as </w:t>
       </w:r>
       <m:oMath>

--- a/docs/structured_scalar_potential/Structured_Scalar_Potential_Design_and_Theory_completed_updated.docx
+++ b/docs/structured_scalar_potential/Structured_Scalar_Potential_Design_and_Theory_completed_updated.docx
@@ -125,19 +125,13 @@
           </m:sup>
         </m:sSup>
         <m:r>
-          <w:rPr>
-            <w:rFonts w:ascii="Cambria Math" w:eastAsiaTheme="minorEastAsia" w:hAnsi="Cambria Math"/>
-          </w:rPr>
-          <m:t>→</m:t>
-        </m:r>
-        <m:r>
           <m:rPr>
             <m:scr m:val="double-struck"/>
           </m:rPr>
           <w:rPr>
             <w:rFonts w:ascii="Cambria Math" w:eastAsiaTheme="minorEastAsia" w:hAnsi="Cambria Math"/>
           </w:rPr>
-          <m:t>R</m:t>
+          <m:t>→R</m:t>
         </m:r>
       </m:oMath>
       <w:r>
@@ -639,6 +633,8 @@
           </w:tcPr>
           <w:p>
             <w:pPr>
+              <w:keepNext/>
+              <w:keepLines/>
               <w:rPr>
                 <w:b/>
                 <w:bCs/>
@@ -649,6 +645,7 @@
                 <w:b/>
                 <w:bCs/>
               </w:rPr>
+              <w:lastRenderedPageBreak/>
               <w:t>name</w:t>
             </w:r>
           </w:p>
@@ -659,6 +656,8 @@
           </w:tcPr>
           <w:p>
             <w:pPr>
+              <w:keepNext/>
+              <w:keepLines/>
               <w:rPr>
                 <w:b/>
                 <w:bCs/>
@@ -678,6 +677,10 @@
             <w:tcW w:w="1870" w:type="dxa"/>
           </w:tcPr>
           <w:p>
+            <w:pPr>
+              <w:keepNext/>
+              <w:keepLines/>
+            </w:pPr>
             <m:oMathPara>
               <m:oMath>
                 <m:r>
@@ -695,6 +698,10 @@
             <w:tcW w:w="1870" w:type="dxa"/>
           </w:tcPr>
           <w:p>
+            <w:pPr>
+              <w:keepNext/>
+              <w:keepLines/>
+            </w:pPr>
             <m:oMathPara>
               <m:oMath>
                 <m:r>
@@ -713,6 +720,8 @@
           </w:tcPr>
           <w:p>
             <w:pPr>
+              <w:keepNext/>
+              <w:keepLines/>
               <w:rPr>
                 <w:b/>
                 <w:bCs/>
@@ -734,8 +743,11 @@
             <w:tcW w:w="1870" w:type="dxa"/>
           </w:tcPr>
           <w:p>
+            <w:pPr>
+              <w:keepNext/>
+              <w:keepLines/>
+            </w:pPr>
             <w:r>
-              <w:lastRenderedPageBreak/>
               <w:t>Euler L=8</w:t>
             </w:r>
           </w:p>
@@ -745,6 +757,10 @@
             <w:tcW w:w="1870" w:type="dxa"/>
           </w:tcPr>
           <w:p>
+            <w:pPr>
+              <w:keepNext/>
+              <w:keepLines/>
+            </w:pPr>
             <w:r>
               <w:t>Semi-implicit Euler (SARF-mass)</w:t>
             </w:r>
@@ -754,19 +770,34 @@
           <w:tcPr>
             <w:tcW w:w="1870" w:type="dxa"/>
           </w:tcPr>
-          <w:p/>
+          <w:p>
+            <w:pPr>
+              <w:keepNext/>
+              <w:keepLines/>
+            </w:pPr>
+          </w:p>
         </w:tc>
         <w:tc>
           <w:tcPr>
             <w:tcW w:w="1870" w:type="dxa"/>
           </w:tcPr>
-          <w:p/>
+          <w:p>
+            <w:pPr>
+              <w:keepNext/>
+              <w:keepLines/>
+            </w:pPr>
+          </w:p>
         </w:tc>
         <w:tc>
           <w:tcPr>
             <w:tcW w:w="1870" w:type="dxa"/>
           </w:tcPr>
-          <w:p/>
+          <w:p>
+            <w:pPr>
+              <w:keepNext/>
+              <w:keepLines/>
+            </w:pPr>
+          </w:p>
         </w:tc>
       </w:tr>
       <w:tr>
@@ -774,31 +805,56 @@
           <w:tcPr>
             <w:tcW w:w="1870" w:type="dxa"/>
           </w:tcPr>
-          <w:p/>
+          <w:p>
+            <w:pPr>
+              <w:keepNext/>
+              <w:keepLines/>
+            </w:pPr>
+          </w:p>
         </w:tc>
         <w:tc>
           <w:tcPr>
             <w:tcW w:w="1870" w:type="dxa"/>
           </w:tcPr>
-          <w:p/>
+          <w:p>
+            <w:pPr>
+              <w:keepNext/>
+              <w:keepLines/>
+            </w:pPr>
+          </w:p>
         </w:tc>
         <w:tc>
           <w:tcPr>
             <w:tcW w:w="1870" w:type="dxa"/>
           </w:tcPr>
-          <w:p/>
+          <w:p>
+            <w:pPr>
+              <w:keepNext/>
+              <w:keepLines/>
+            </w:pPr>
+          </w:p>
         </w:tc>
         <w:tc>
           <w:tcPr>
             <w:tcW w:w="1870" w:type="dxa"/>
           </w:tcPr>
-          <w:p/>
+          <w:p>
+            <w:pPr>
+              <w:keepNext/>
+              <w:keepLines/>
+            </w:pPr>
+          </w:p>
         </w:tc>
         <w:tc>
           <w:tcPr>
             <w:tcW w:w="1870" w:type="dxa"/>
           </w:tcPr>
-          <w:p/>
+          <w:p>
+            <w:pPr>
+              <w:keepNext/>
+              <w:keepLines/>
+            </w:pPr>
+          </w:p>
         </w:tc>
       </w:tr>
     </w:tbl>
@@ -929,7 +985,7 @@
           <w:noProof/>
         </w:rPr>
         <w:drawing>
-          <wp:inline distT="0" distB="0" distL="0" distR="0" wp14:anchorId="4F8A34AA" wp14:editId="650FDF66">
+          <wp:inline distT="0" distB="0" distL="0" distR="0" wp14:anchorId="4F8A34AA" wp14:editId="723C3E24">
             <wp:extent cx="5943600" cy="4693920"/>
             <wp:effectExtent l="0" t="0" r="0" b="5080"/>
             <wp:docPr id="179060877" name="Picture 2" descr="A screenshot of a black and white screen&#10;&#10;Description automatically generated"/>
@@ -978,7 +1034,7 @@
         </w:rPr>
         <w:lastRenderedPageBreak/>
         <w:drawing>
-          <wp:inline distT="0" distB="0" distL="0" distR="0" wp14:anchorId="6E8E19A2" wp14:editId="3CAA1C63">
+          <wp:inline distT="0" distB="0" distL="0" distR="0" wp14:anchorId="6E8E19A2" wp14:editId="389CCB9E">
             <wp:extent cx="5943600" cy="2993390"/>
             <wp:effectExtent l="0" t="0" r="0" b="3810"/>
             <wp:docPr id="633628051" name="Picture 3" descr="A screenshot of a computer program&#10;&#10;Description automatically generated"/>
@@ -1026,7 +1082,7 @@
           <w:noProof/>
         </w:rPr>
         <w:drawing>
-          <wp:inline distT="0" distB="0" distL="0" distR="0" wp14:anchorId="5944E3A2" wp14:editId="5FB84E8B">
+          <wp:inline distT="0" distB="0" distL="0" distR="0" wp14:anchorId="5944E3A2" wp14:editId="368C1F62">
             <wp:extent cx="5943600" cy="4389755"/>
             <wp:effectExtent l="0" t="0" r="0" b="4445"/>
             <wp:docPr id="645423015" name="Picture 1" descr="A screenshot of a black screen&#10;&#10;Description automatically generated"/>
@@ -6992,7 +7048,45 @@
     <w:p/>
     <w:p>
       <w:r>
-        <w:t>model_gaussian_vtheta.py, class MixtureGaussianVTheta, lines 122–154:</w:t>
+        <w:fldChar w:fldCharType="begin"/>
+      </w:r>
+      <w:r>
+        <w:instrText>HYPERLINK "https://github.com/dimitarpg13/semsimula-paper/blob/main/notebooks/conservative_arch/parf/model_gaussian_vtheta.py"</w:instrText>
+      </w:r>
+      <w:r>
+        <w:fldChar w:fldCharType="separate"/>
+      </w:r>
+      <w:r>
+        <w:rPr>
+          <w:rStyle w:val="Hyperlink"/>
+        </w:rPr>
+        <w:t>model_gaussian_vtheta.py</w:t>
+      </w:r>
+      <w:r>
+        <w:fldChar w:fldCharType="end"/>
+      </w:r>
+      <w:r>
+        <w:t xml:space="preserve">, </w:t>
+      </w:r>
+      <w:hyperlink r:id="rId11" w:anchor="L36-L191" w:history="1">
+        <w:r>
+          <w:rPr>
+            <w:rStyle w:val="Hyperlink"/>
+          </w:rPr>
+          <w:t xml:space="preserve">class </w:t>
+        </w:r>
+        <w:r>
+          <w:rPr>
+            <w:rStyle w:val="Hyperlink"/>
+            <w:rFonts w:ascii="Consolas" w:hAnsi="Consolas" w:cs="Consolas"/>
+            <w:sz w:val="17"/>
+            <w:szCs w:val="17"/>
+          </w:rPr>
+          <w:t>MixtureGaussianVTheta</w:t>
+        </w:r>
+      </w:hyperlink>
+      <w:r>
+        <w:t>, lines 122–154:</w:t>
       </w:r>
     </w:p>
     <w:p/>
@@ -11084,7 +11178,7 @@
       <w:r>
         <w:t xml:space="preserve">[1] </w:t>
       </w:r>
-      <w:hyperlink r:id="rId11" w:history="1">
+      <w:hyperlink r:id="rId12" w:history="1">
         <w:r>
           <w:rPr>
             <w:rStyle w:val="Hyperlink"/>
@@ -11107,7 +11201,7 @@
       <w:r>
         <w:t xml:space="preserve"> </w:t>
       </w:r>
-      <w:hyperlink r:id="rId12" w:history="1">
+      <w:hyperlink r:id="rId13" w:history="1">
         <w:r>
           <w:rPr>
             <w:rStyle w:val="Hyperlink"/>
@@ -11158,7 +11252,7 @@
         </w:rPr>
         <w:t xml:space="preserve">to </w:t>
       </w:r>
-      <w:hyperlink r:id="rId13" w:history="1">
+      <w:hyperlink r:id="rId14" w:history="1">
         <w:r>
           <w:rPr>
             <w:rStyle w:val="Hyperlink"/>
@@ -11187,7 +11281,7 @@
       <w:r>
         <w:t xml:space="preserve"> </w:t>
       </w:r>
-      <w:hyperlink r:id="rId14" w:history="1">
+      <w:hyperlink r:id="rId15" w:history="1">
         <w:r>
           <w:rPr>
             <w:rStyle w:val="Hyperlink"/>
@@ -11245,7 +11339,7 @@
         </w:rPr>
         <w:t xml:space="preserve">companion note to </w:t>
       </w:r>
-      <w:hyperlink r:id="rId15" w:history="1">
+      <w:hyperlink r:id="rId16" w:history="1">
         <w:r>
           <w:rPr>
             <w:rStyle w:val="Hyperlink"/>
@@ -11283,7 +11377,7 @@
         </w:rPr>
         <w:t xml:space="preserve">] </w:t>
       </w:r>
-      <w:hyperlink r:id="rId16" w:history="1">
+      <w:hyperlink r:id="rId17" w:history="1">
         <w:r>
           <w:rPr>
             <w:rStyle w:val="Hyperlink"/>
@@ -11301,7 +11395,7 @@
         </w:rPr>
         <w:t xml:space="preserve">, companion note to </w:t>
       </w:r>
-      <w:hyperlink r:id="rId17" w:history="1">
+      <w:hyperlink r:id="rId18" w:history="1">
         <w:r>
           <w:rPr>
             <w:rStyle w:val="Hyperlink"/>
@@ -11335,7 +11429,7 @@
         </w:rPr>
         <w:t xml:space="preserve">] </w:t>
       </w:r>
-      <w:hyperlink r:id="rId18" w:history="1">
+      <w:hyperlink r:id="rId19" w:history="1">
         <w:r>
           <w:rPr>
             <w:rStyle w:val="Hyperlink"/>
@@ -11387,7 +11481,7 @@
         </w:rPr>
         <w:t xml:space="preserve">companion note to </w:t>
       </w:r>
-      <w:hyperlink r:id="rId19" w:history="1">
+      <w:hyperlink r:id="rId20" w:history="1">
         <w:r>
           <w:rPr>
             <w:rStyle w:val="Hyperlink"/>
@@ -11421,7 +11515,7 @@
         </w:rPr>
         <w:t xml:space="preserve">] </w:t>
       </w:r>
-      <w:hyperlink r:id="rId20" w:history="1">
+      <w:hyperlink r:id="rId21" w:history="1">
         <w:r>
           <w:rPr>
             <w:rStyle w:val="Hyperlink"/>
@@ -11442,7 +11536,7 @@
         </w:rPr>
         <w:t xml:space="preserve">companion note to </w:t>
       </w:r>
-      <w:hyperlink r:id="rId21" w:history="1">
+      <w:hyperlink r:id="rId22" w:history="1">
         <w:r>
           <w:rPr>
             <w:rStyle w:val="Hyperlink"/>
@@ -11478,7 +11572,7 @@
         <w:t xml:space="preserve">] </w:t>
       </w:r>
       <m:oMath>
-        <w:hyperlink r:id="rId22" w:history="1">
+        <w:hyperlink r:id="rId23" w:history="1">
           <m:r>
             <w:rPr>
               <w:rStyle w:val="Hyperlink"/>
@@ -11530,7 +11624,7 @@
         </w:rPr>
         <w:t xml:space="preserve">companion note to </w:t>
       </w:r>
-      <w:hyperlink r:id="rId23" w:history="1">
+      <w:hyperlink r:id="rId24" w:history="1">
         <w:r>
           <w:rPr>
             <w:rStyle w:val="Hyperlink"/>
@@ -17810,7 +17904,7 @@
           <w:rFonts w:eastAsiaTheme="minorEastAsia"/>
         </w:rPr>
       </w:pPr>
-      <w:hyperlink r:id="rId24" w:anchor="L93-L95" w:history="1">
+      <w:hyperlink r:id="rId25" w:anchor="L93-L95" w:history="1">
         <w:r>
           <w:rPr>
             <w:rStyle w:val="Hyperlink"/>
@@ -19136,7 +19230,7 @@
           <w:rFonts w:eastAsiaTheme="minorEastAsia"/>
         </w:rPr>
       </w:pPr>
-      <w:hyperlink r:id="rId25" w:anchor="L1064-L1078" w:history="1">
+      <w:hyperlink r:id="rId26" w:anchor="L1064-L1078" w:history="1">
         <w:r>
           <w:rPr>
             <w:rStyle w:val="Hyperlink"/>
@@ -25160,25 +25254,7 @@
           <w:sz w:val="17"/>
           <w:szCs w:val="17"/>
         </w:rPr>
-        <w:t xml:space="preserve">} = </w:t>
-      </w:r>
-      <w:proofErr w:type="spellStart"/>
-      <w:r>
-        <w:rPr>
-          <w:rFonts w:ascii="Consolas" w:eastAsiaTheme="minorEastAsia" w:hAnsi="Consolas" w:cs="Consolas"/>
-          <w:sz w:val="17"/>
-          <w:szCs w:val="17"/>
-        </w:rPr>
-        <w:t>h_L</w:t>
-      </w:r>
-      <w:proofErr w:type="spellEnd"/>
-      <w:r>
-        <w:rPr>
-          <w:rFonts w:ascii="Consolas" w:eastAsiaTheme="minorEastAsia" w:hAnsi="Consolas" w:cs="Consolas"/>
-          <w:sz w:val="17"/>
-          <w:szCs w:val="17"/>
-        </w:rPr>
-        <w:t xml:space="preserve">[t] </w:t>
+        <w:t xml:space="preserve">} = h_L[t] </w:t>
       </w:r>
       <m:oMath>
         <m:r>
